--- a/worlds/marva-lydell/world-files/files/DB_Admission_HP.docx
+++ b/worlds/marva-lydell/world-files/files/DB_Admission_HP.docx
@@ -67,7 +67,7 @@
           <w:bCs w:val="1"/>
           <w:rtl w:val="0"/>
         </w:rPr>
-        <w:t xml:space="preserve">[DOCUMENT LABEL] — H&amp;P — [TRAINEE LEVEL]</w:t>
+        <w:t xml:space="preserve">[DOCUMENT LABEL] - H&amp;P - [TRAINEE LEVEL]</w:t>
       </w:r>
       <w:r>
         <w:rPr>
@@ -146,7 +146,7 @@
           <w:szCs w:val="20"/>
           <w:rtl w:val="0"/>
         </w:rPr>
-        <w:t xml:space="preserve">HISTORY AND PHYSICAL — ADMISSION NOTE</w:t>
+        <w:t xml:space="preserve">HISTORY AND PHYSICAL - ADMISSION NOTE</w:t>
       </w:r>
       <w:r>
         <w:rPr>
@@ -404,7 +404,7 @@
           <w:szCs w:val="20"/>
           <w:rtl w:val="0"/>
         </w:rPr>
-        <w:t xml:space="preserve">ALLERGIES: [Drug] — [reaction]</w:t>
+        <w:t xml:space="preserve">ALLERGIES: [Drug] - [reaction]</w:t>
       </w:r>
       <w:r>
         <w:rPr>
@@ -471,50 +471,50 @@
           <w:szCs w:val="18"/>
           <w:rtl w:val="0"/>
         </w:rPr>
-        <w:t xml:space="preserve">[Numbered list. One line per med: Name Dose Route Frequency — indication. Include ALL home meds, OTC, supplements, topicals. This is the definitive reconciliation source — every home medication must appear here.]</w:t>
-      </w:r>
-      <w:r>
-        <w:rPr>
-          <w:rtl w:val="0"/>
-        </w:rPr>
-      </w:r>
-    </w:p>
-    <w:p>
-      <w:pPr>
-        <w:spacing w:after="40" w:line="240" w:lineRule="auto"/>
-        <w:rPr>
-          <w:rFonts w:ascii="Courier New" w:cs="Courier New" w:eastAsia="Courier New" w:hAnsi="Courier New"/>
-          <w:sz w:val="20"/>
-          <w:szCs w:val="20"/>
-        </w:rPr>
-      </w:pPr>
-      <w:r>
-        <w:rPr>
-          <w:rFonts w:ascii="Courier New" w:cs="Courier New" w:eastAsia="Courier New" w:hAnsi="Courier New"/>
-          <w:sz w:val="20"/>
-          <w:szCs w:val="20"/>
-          <w:rtl w:val="0"/>
-        </w:rPr>
-        <w:t xml:space="preserve">1. [Medication] [dose] [route] [frequency] — [indication]</w:t>
-      </w:r>
-    </w:p>
-    <w:p>
-      <w:pPr>
-        <w:spacing w:after="40" w:line="240" w:lineRule="auto"/>
-        <w:rPr>
-          <w:rFonts w:ascii="Courier New" w:cs="Courier New" w:eastAsia="Courier New" w:hAnsi="Courier New"/>
-          <w:sz w:val="20"/>
-          <w:szCs w:val="20"/>
-        </w:rPr>
-      </w:pPr>
-      <w:r>
-        <w:rPr>
-          <w:rFonts w:ascii="Courier New" w:cs="Courier New" w:eastAsia="Courier New" w:hAnsi="Courier New"/>
-          <w:sz w:val="20"/>
-          <w:szCs w:val="20"/>
-          <w:rtl w:val="0"/>
-        </w:rPr>
-        <w:t xml:space="preserve">2. [Medication] [dose] [route] [frequency] — [indication]</w:t>
+        <w:t xml:space="preserve">[Numbered list. One line per med: Name Dose Route Frequency - indication. Include ALL home meds, OTC, supplements, topicals. This is the definitive reconciliation source - every home medication must appear here.]</w:t>
+      </w:r>
+      <w:r>
+        <w:rPr>
+          <w:rtl w:val="0"/>
+        </w:rPr>
+      </w:r>
+    </w:p>
+    <w:p>
+      <w:pPr>
+        <w:spacing w:after="40" w:line="240" w:lineRule="auto"/>
+        <w:rPr>
+          <w:rFonts w:ascii="Courier New" w:cs="Courier New" w:eastAsia="Courier New" w:hAnsi="Courier New"/>
+          <w:sz w:val="20"/>
+          <w:szCs w:val="20"/>
+        </w:rPr>
+      </w:pPr>
+      <w:r>
+        <w:rPr>
+          <w:rFonts w:ascii="Courier New" w:cs="Courier New" w:eastAsia="Courier New" w:hAnsi="Courier New"/>
+          <w:sz w:val="20"/>
+          <w:szCs w:val="20"/>
+          <w:rtl w:val="0"/>
+        </w:rPr>
+        <w:t xml:space="preserve">1. [Medication] [dose] [route] [frequency] - [indication]</w:t>
+      </w:r>
+    </w:p>
+    <w:p>
+      <w:pPr>
+        <w:spacing w:after="40" w:line="240" w:lineRule="auto"/>
+        <w:rPr>
+          <w:rFonts w:ascii="Courier New" w:cs="Courier New" w:eastAsia="Courier New" w:hAnsi="Courier New"/>
+          <w:sz w:val="20"/>
+          <w:szCs w:val="20"/>
+        </w:rPr>
+      </w:pPr>
+      <w:r>
+        <w:rPr>
+          <w:rFonts w:ascii="Courier New" w:cs="Courier New" w:eastAsia="Courier New" w:hAnsi="Courier New"/>
+          <w:sz w:val="20"/>
+          <w:szCs w:val="20"/>
+          <w:rtl w:val="0"/>
+        </w:rPr>
+        <w:t xml:space="preserve">2. [Medication] [dose] [route] [frequency] - [indication]</w:t>
       </w:r>
     </w:p>
     <w:p>
@@ -910,7 +910,7 @@
           <w:szCs w:val="20"/>
           <w:rtl w:val="0"/>
         </w:rPr>
-        <w:t xml:space="preserve">1. [Problem] — [brief assessment]</w:t>
+        <w:t xml:space="preserve">1. [Problem] - [brief assessment]</w:t>
       </w:r>
     </w:p>
     <w:p>
